--- a/lenh.docx
+++ b/lenh.docx
@@ -13,6 +13,34 @@
       <w:proofErr w:type="gramEnd"/>
       <w:r>
         <w:t xml:space="preserve"> --algo heap --data D1 --n 1000000 --seed 1 --out results/recheck.csv</w:t>
+      </w:r>
+    </w:p>
+    <w:p/>
+    <w:p>
+      <w:proofErr w:type="spellStart"/>
+      <w:r>
+        <w:t>ve</w:t>
+      </w:r>
+      <w:proofErr w:type="spellEnd"/>
+      <w:r>
+        <w:t xml:space="preserve"> </w:t>
+      </w:r>
+      <w:proofErr w:type="spellStart"/>
+      <w:r>
+        <w:t>bieu</w:t>
+      </w:r>
+      <w:proofErr w:type="spellEnd"/>
+      <w:r>
+        <w:t xml:space="preserve"> do </w:t>
+      </w:r>
+    </w:p>
+    <w:p>
+      <w:r>
+        <w:rPr>
+          <w:i/>
+          <w:iCs/>
+        </w:rPr>
+        <w:t>python plot_figures.py</w:t>
       </w:r>
     </w:p>
     <w:sectPr>
@@ -628,7 +656,6 @@
   <w:style w:type="character" w:default="1" w:styleId="DefaultParagraphFont">
     <w:name w:val="Default Paragraph Font"/>
     <w:uiPriority w:val="1"/>
-    <w:semiHidden/>
     <w:unhideWhenUsed/>
   </w:style>
   <w:style w:type="table" w:default="1" w:styleId="TableNormal">

--- a/lenh.docx
+++ b/lenh.docx
@@ -12,7 +12,13 @@
       </w:r>
       <w:proofErr w:type="gramEnd"/>
       <w:r>
-        <w:t xml:space="preserve"> --algo heap --data D1 --n 1000000 --seed 1 --out results/recheck.csv</w:t>
+        <w:t xml:space="preserve"> --algo heap --data D</w:t>
+      </w:r>
+      <w:r>
+        <w:t>2</w:t>
+      </w:r>
+      <w:r>
+        <w:t xml:space="preserve"> --n 1000000 --seed 1 --out results/recheck.csv</w:t>
       </w:r>
     </w:p>
     <w:p/>
@@ -656,6 +662,7 @@
   <w:style w:type="character" w:default="1" w:styleId="DefaultParagraphFont">
     <w:name w:val="Default Paragraph Font"/>
     <w:uiPriority w:val="1"/>
+    <w:semiHidden/>
     <w:unhideWhenUsed/>
   </w:style>
   <w:style w:type="table" w:default="1" w:styleId="TableNormal">
